--- a/docs/實踐文章_街知巷聞_EveryLaneMacau.docx
+++ b/docs/實踐文章_街知巷聞_EveryLaneMacau.docx
@@ -63,7 +63,7 @@
           <w:color w:val="6B6055"/>
           <w:sz w:val="19"/>
         </w:rPr>
-        <w:t>參賽者：SITINIEK（學號 dc227126）　·　方向：澳門文旅 × 舊區活化　·　2026 年</w:t>
+        <w:t>隊伍：愛拼才會贏　·　參賽者：施天益（SITINIEK，學號 dc227126）　·　2026 年</w:t>
       </w:r>
     </w:p>
     <w:p>
@@ -94,7 +94,7 @@
           <w:color w:val="2B2118"/>
           <w:sz w:val="21"/>
         </w:rPr>
-        <w:t>本作品基於阿里雲 Qwen 千問大模型與 QwenPaw 智能體理念，實作了一個可直接運行的網站「街知巷聞」。它不是聊天機械人，而是一個會規劃、調用 7 種工具、多步執行並能失敗自動恢復的ReAct 智能體（人設「阿濠」）。其核心創新是「舊區導流引擎」：在為遊客生成個人化深度遊行程時，主動把人流由大三巴、議事亭等熱點，分流到福隆新街、十月初五街等舊區老街與本地老字號，形成遊客、小店、城市三方共贏的商業模式。全程於網頁實時可視化，結果可逐項驗證。</w:t>
+        <w:t>本作品已在 QwenPaw 2.0.0 完成本地部署，完成阿里雲 Qwen Token Plan 相容配置，並以專用 Skill 與 MCP 實作一個可直接運行的網站「街知巷聞」。它不是聊天機械人，而是一個會規劃、調用 7 種工具、多步執行並能失敗自動恢復的ReAct 智能體（人設「阿濠」）。其核心創新是「舊區導流引擎」：在為遊客生成個人化深度遊行程時，主動把人流由大三巴、議事亭等熱點，分流到福隆新街、十月初五街等舊區老街與本地老字號，形成遊客、小店、城市三方共贏的商業模式。全程於網頁實時可視化，結果可逐項驗證。</w:t>
       </w:r>
     </w:p>
     <w:p>
@@ -287,7 +287,7 @@
           <w:color w:val="BE4A3A"/>
           <w:sz w:val="30"/>
         </w:rPr>
-        <w:t>三、　系統架構（對標 QwenPaw 五層）</w:t>
+        <w:t>三、　系統架構（實際部署 QwenPaw Skill + MCP）</w:t>
       </w:r>
     </w:p>
     <w:tbl>
@@ -532,7 +532,7 @@
                 <w:color w:val="2B2118"/>
                 <w:sz w:val="20"/>
               </w:rPr>
-              <w:t>FastAPI 應用，/api/plan 串流端點</w:t>
+              <w:t>QwenPaw 2.0 Console + FastAPI /api/plan SSE</w:t>
             </w:r>
           </w:p>
         </w:tc>
@@ -559,7 +559,7 @@
                 <w:color w:val="2B2118"/>
                 <w:sz w:val="20"/>
               </w:rPr>
-              <w:t>Agent 運行時 / FastAPI app</w:t>
+              <w:t>Agent 運行時</w:t>
             </w:r>
           </w:p>
         </w:tc>
@@ -618,7 +618,7 @@
                 <w:color w:val="2B2118"/>
                 <w:sz w:val="20"/>
               </w:rPr>
-              <w:t>ReAct 迴圈（思考-行動-觀察）+ 失敗恢復</w:t>
+              <w:t>EveryLane Skill + Plan Mode + ReAct + 失敗恢復</w:t>
             </w:r>
           </w:p>
         </w:tc>
@@ -645,7 +645,7 @@
                 <w:color w:val="2B2118"/>
                 <w:sz w:val="20"/>
               </w:rPr>
-              <w:t>QwenPawAgent / ReAct 核心</w:t>
+              <w:t>QwenPaw Agent / Skills</w:t>
             </w:r>
           </w:p>
         </w:tc>
@@ -704,7 +704,7 @@
                 <w:color w:val="2B2118"/>
                 <w:sz w:val="20"/>
               </w:rPr>
-              <w:t>7 種工具，統一 function-calling schema</w:t>
+              <w:t>stdio MCP：7 種工具 + 1 個流程比較工具</w:t>
             </w:r>
           </w:p>
         </w:tc>
@@ -731,7 +731,7 @@
                 <w:color w:val="2B2118"/>
                 <w:sz w:val="20"/>
               </w:rPr>
-              <w:t>工具 / Toolkit / MCP</w:t>
+              <w:t>MCP 工具層</w:t>
             </w:r>
           </w:p>
         </w:tc>
@@ -790,7 +790,7 @@
                 <w:color w:val="2B2118"/>
                 <w:sz w:val="20"/>
               </w:rPr>
-              <w:t>Qwen（百煉 OpenAI 相容）/ 離線雙腦</w:t>
+              <w:t>Token Plan qwen3.7-plus 配置就緒 / 網站穩定示範引擎</w:t>
             </w:r>
           </w:p>
         </w:tc>
@@ -817,7 +817,7 @@
                 <w:color w:val="2B2118"/>
                 <w:sz w:val="20"/>
               </w:rPr>
-              <w:t>雲端模型供應商 / 模型路由</w:t>
+              <w:t>模型供應商 / 路由</w:t>
             </w:r>
           </w:p>
         </w:tc>
@@ -827,6 +827,65 @@
       <w:pPr>
         <w:spacing w:after="40"/>
       </w:pPr>
+    </w:p>
+    <w:p>
+      <w:pPr>
+        <w:keepNext/>
+        <w:keepLines/>
+        <w:spacing w:before="80" w:after="40"/>
+        <w:jc w:val="center"/>
+      </w:pPr>
+      <w:r>
+        <w:drawing>
+          <wp:inline xmlns:a="http://schemas.openxmlformats.org/drawingml/2006/main" xmlns:pic="http://schemas.openxmlformats.org/drawingml/2006/picture">
+            <wp:extent cx="5806440" cy="4032250"/>
+            <wp:docPr id="2" name="Picture 2"/>
+            <wp:cNvGraphicFramePr>
+              <a:graphicFrameLocks noChangeAspect="1"/>
+            </wp:cNvGraphicFramePr>
+            <a:graphic>
+              <a:graphicData uri="http://schemas.openxmlformats.org/drawingml/2006/picture">
+                <pic:pic>
+                  <pic:nvPicPr>
+                    <pic:cNvPr id="0" name="03_everylane_mcp_connected.png"/>
+                    <pic:cNvPicPr/>
+                  </pic:nvPicPr>
+                  <pic:blipFill>
+                    <a:blip r:embed="rId10"/>
+                    <a:stretch>
+                      <a:fillRect/>
+                    </a:stretch>
+                  </pic:blipFill>
+                  <pic:spPr>
+                    <a:xfrm>
+                      <a:off x="0" y="0"/>
+                      <a:ext cx="5806440" cy="4032250"/>
+                    </a:xfrm>
+                    <a:prstGeom prst="rect"/>
+                  </pic:spPr>
+                </pic:pic>
+              </a:graphicData>
+            </a:graphic>
+          </wp:inline>
+        </w:drawing>
+      </w:r>
+    </w:p>
+    <w:p>
+      <w:pPr>
+        <w:keepLines/>
+        <w:spacing w:before="0" w:after="160"/>
+        <w:jc w:val="center"/>
+      </w:pPr>
+      <w:r>
+        <w:rPr>
+          <w:rFonts w:ascii="Microsoft JhengHei" w:hAnsi="Microsoft JhengHei" w:eastAsia="Microsoft JhengHei"/>
+          <w:b w:val="0"/>
+          <w:i/>
+          <w:color w:val="6B6055"/>
+          <w:sz w:val="17"/>
+        </w:rPr>
+        <w:t>圖：QwenPaw 中 EveryLane Macau Tools MCP 客戶端已實際連接</w:t>
+      </w:r>
     </w:p>
     <w:p>
       <w:r>
@@ -1507,7 +1566,7 @@
         <w:drawing>
           <wp:inline xmlns:a="http://schemas.openxmlformats.org/drawingml/2006/main" xmlns:pic="http://schemas.openxmlformats.org/drawingml/2006/picture">
             <wp:extent cx="3246120" cy="5234368"/>
-            <wp:docPr id="2" name="Picture 2"/>
+            <wp:docPr id="3" name="Picture 3"/>
             <wp:cNvGraphicFramePr>
               <a:graphicFrameLocks noChangeAspect="1"/>
             </wp:cNvGraphicFramePr>
@@ -1519,7 +1578,7 @@
                     <pic:cNvPicPr/>
                   </pic:nvPicPr>
                   <pic:blipFill>
-                    <a:blip r:embed="rId10"/>
+                    <a:blip r:embed="rId11"/>
                     <a:stretch>
                       <a:fillRect/>
                     </a:stretch>
@@ -1568,7 +1627,7 @@
           <w:color w:val="2C5E86"/>
           <w:sz w:val="23"/>
         </w:rPr>
-        <w:t>▎在線 / 離線雙腦（穩健性設計）</w:t>
+        <w:t>▎Token Plan / 穩定示範雙模式（穩健性設計）</w:t>
       </w:r>
     </w:p>
     <w:p>
@@ -1583,7 +1642,7 @@
           <w:color w:val="2B2118"/>
           <w:sz w:val="21"/>
         </w:rPr>
-        <w:t>設定百煉 API Key 時由真實 Qwen 驅動；未設定時切換到「離線示範引擎」——它調用同一套真實工具、用同一份真實數據完成規劃與失敗恢復，確保網站任何環境都能完整演示，亦避免路演時受網絡影響。二者共用同一個確定性「行程組裝器」，保證輸出穩定可驗證。</w:t>
+        <w:t>QwenPaw 與網站可透過 OpenAI 相容協議接入主辦方 Token Plan；未設定本機 Key 或網絡異常時，網站切換到穩定示範引擎，仍使用同一知識庫和輸出結構，確保路演不翻車。Key 只存於 QwenPaw 密鑰庫或 Git 忽略的 .env，任何截圖均不展示憑證。</w:t>
       </w:r>
     </w:p>
     <w:p>
@@ -1632,7 +1691,7 @@
           <w:color w:val="2B2118"/>
           <w:sz w:val="21"/>
         </w:rPr>
-        <w:t>以程式抓取 Wikipedia / Wikimedia Commons 的真實坐標與相片（公開授權），坐標用於真實步行距離計算；</w:t>
+        <w:t>以程式抓取 Wikipedia / Wikimedia Commons 的真實坐標與相片（公開授權）；步行以坐標直線距離加 25% 舊城巷道係數估算，介面明確提示並預留道路導航接口；</w:t>
       </w:r>
     </w:p>
     <w:p>
@@ -2015,7 +2074,7 @@
         <w:drawing>
           <wp:inline xmlns:a="http://schemas.openxmlformats.org/drawingml/2006/main" xmlns:pic="http://schemas.openxmlformats.org/drawingml/2006/picture">
             <wp:extent cx="5806440" cy="3277413"/>
-            <wp:docPr id="3" name="Picture 3"/>
+            <wp:docPr id="4" name="Picture 4"/>
             <wp:cNvGraphicFramePr>
               <a:graphicFrameLocks noChangeAspect="1"/>
             </wp:cNvGraphicFramePr>
@@ -2027,7 +2086,7 @@
                     <pic:cNvPicPr/>
                   </pic:nvPicPr>
                   <pic:blipFill>
-                    <a:blip r:embed="rId11"/>
+                    <a:blip r:embed="rId12"/>
                     <a:stretch>
                       <a:fillRect/>
                     </a:stretch>

--- a/docs/實踐文章_街知巷聞_EveryLaneMacau.docx
+++ b/docs/實踐文章_街知巷聞_EveryLaneMacau.docx
@@ -15,7 +15,7 @@
           <w:color w:val="6B6055"/>
           <w:sz w:val="22"/>
         </w:rPr>
-        <w:t>「千模百煉」AI 開發者系列之學生競賽 · 實踐文章</w:t>
+        <w:t>「千模百煉」AI 開發者系列之學生競賽 · 複賽實踐文章</w:t>
       </w:r>
     </w:p>
     <w:p>
@@ -63,7 +63,7 @@
           <w:color w:val="6B6055"/>
           <w:sz w:val="19"/>
         </w:rPr>
-        <w:t>隊伍：愛拼才會贏　·　參賽者：施天益（SITINIEK，學號 dc227126）　·　2026 年</w:t>
+        <w:t>隊伍：愛拼才會贏　·　參賽者：施天益（SITINIEK，學號 dc227126）　·　2026-08-24</w:t>
       </w:r>
     </w:p>
     <w:p>
@@ -94,7 +94,7 @@
           <w:color w:val="2B2118"/>
           <w:sz w:val="21"/>
         </w:rPr>
-        <w:t>本作品已在 QwenPaw 2.0.0 完成本地部署，完成阿里雲 Qwen Token Plan 相容配置，並以專用 Skill 與 MCP 實作一個可直接運行的網站「街知巷聞」。它不是聊天機械人，而是一個會規劃、調用 7 種工具、多步執行並能失敗自動恢復的ReAct 智能體（人設「阿濠」）。其核心創新是「舊區導流引擎」：在為遊客生成個人化深度遊行程時，主動把人流由大三巴、議事亭等熱點，分流到福隆新街、十月初五街等舊區老街與本地老字號，形成遊客、小店、城市三方共贏的商業模式。全程於網頁實時可視化，結果可逐項驗證。</w:t>
+        <w:t>本作品以 QwenPaw 2.0.0、qwen3.7-plus、專用 Skill 與 stdio MCP 實作可直接使用的「街知巷聞」澳門深度遊智能體。它以 ReAct 迴圈規劃、調用 7 種工具、多步執行並失敗恢復；核心創新是把遊客由熱門點導向舊區與本地商戶。複賽進一步把推薦做成可歸因閉環：加入實時天氣、70/70 POI 無障礙資料、一次性到店碼、酒店/旅行社 API、成效儀表板及可審計數據口徑。公網、工具軌跡、核銷流程與測試均可由評審親手驗證。</w:t>
       </w:r>
     </w:p>
     <w:p>
@@ -790,7 +790,7 @@
                 <w:color w:val="2B2118"/>
                 <w:sz w:val="20"/>
               </w:rPr>
-              <w:t>Token Plan qwen3.7-plus 配置就緒 / 網站穩定示範引擎</w:t>
+              <w:t>Token Plan qwen3.7-plus 真實 function calling + 逾時保護</w:t>
             </w:r>
           </w:p>
         </w:tc>
@@ -822,6 +822,92 @@
           </w:p>
         </w:tc>
       </w:tr>
+      <w:tr>
+        <w:trPr>
+          <w:cantSplit/>
+        </w:trPr>
+        <w:tc>
+          <w:tcPr>
+            <w:tcW w:type="dxa" w:w="1584"/>
+            <w:tcMar>
+              <w:top w:w="70" w:type="dxa"/>
+              <w:start w:w="90" w:type="dxa"/>
+              <w:bottom w:w="70" w:type="dxa"/>
+              <w:end w:w="90" w:type="dxa"/>
+            </w:tcMar>
+          </w:tcPr>
+          <w:p>
+            <w:pPr>
+              <w:keepLines/>
+              <w:spacing w:after="40" w:before="40"/>
+            </w:pPr>
+            <w:r/>
+            <w:r>
+              <w:rPr>
+                <w:rFonts w:ascii="Microsoft JhengHei" w:hAnsi="Microsoft JhengHei" w:eastAsia="Microsoft JhengHei"/>
+                <w:b w:val="0"/>
+                <w:color w:val="2B2118"/>
+                <w:sz w:val="20"/>
+              </w:rPr>
+              <w:t>成效層</w:t>
+            </w:r>
+          </w:p>
+        </w:tc>
+        <w:tc>
+          <w:tcPr>
+            <w:tcW w:type="dxa" w:w="4896"/>
+            <w:tcMar>
+              <w:top w:w="70" w:type="dxa"/>
+              <w:start w:w="90" w:type="dxa"/>
+              <w:bottom w:w="70" w:type="dxa"/>
+              <w:end w:w="90" w:type="dxa"/>
+            </w:tcMar>
+          </w:tcPr>
+          <w:p>
+            <w:pPr>
+              <w:keepLines/>
+              <w:spacing w:after="40" w:before="40"/>
+            </w:pPr>
+            <w:r/>
+            <w:r>
+              <w:rPr>
+                <w:rFonts w:ascii="Microsoft JhengHei" w:hAnsi="Microsoft JhengHei" w:eastAsia="Microsoft JhengHei"/>
+                <w:b w:val="0"/>
+                <w:color w:val="2B2118"/>
+                <w:sz w:val="20"/>
+              </w:rPr>
+              <w:t>到店碼、B 端 API、匿名化成效儀表板、證據 JSON</w:t>
+            </w:r>
+          </w:p>
+        </w:tc>
+        <w:tc>
+          <w:tcPr>
+            <w:tcW w:type="dxa" w:w="2880"/>
+            <w:tcMar>
+              <w:top w:w="70" w:type="dxa"/>
+              <w:start w:w="90" w:type="dxa"/>
+              <w:bottom w:w="70" w:type="dxa"/>
+              <w:end w:w="90" w:type="dxa"/>
+            </w:tcMar>
+          </w:tcPr>
+          <w:p>
+            <w:pPr>
+              <w:keepLines/>
+              <w:spacing w:after="40" w:before="40"/>
+            </w:pPr>
+            <w:r/>
+            <w:r>
+              <w:rPr>
+                <w:rFonts w:ascii="Microsoft JhengHei" w:hAnsi="Microsoft JhengHei" w:eastAsia="Microsoft JhengHei"/>
+                <w:b w:val="0"/>
+                <w:color w:val="2B2118"/>
+                <w:sz w:val="20"/>
+              </w:rPr>
+              <w:t>可歸因產品閉環</w:t>
+            </w:r>
+          </w:p>
+        </w:tc>
+      </w:tr>
     </w:tbl>
     <w:p>
       <w:pPr>
@@ -838,7 +924,7 @@
       <w:r>
         <w:drawing>
           <wp:inline xmlns:a="http://schemas.openxmlformats.org/drawingml/2006/main" xmlns:pic="http://schemas.openxmlformats.org/drawingml/2006/picture">
-            <wp:extent cx="5806440" cy="4032250"/>
+            <wp:extent cx="5806440" cy="3629025"/>
             <wp:docPr id="2" name="Picture 2"/>
             <wp:cNvGraphicFramePr>
               <a:graphicFrameLocks noChangeAspect="1"/>
@@ -859,7 +945,7 @@
                   <pic:spPr>
                     <a:xfrm>
                       <a:off x="0" y="0"/>
-                      <a:ext cx="5806440" cy="4032250"/>
+                      <a:ext cx="5806440" cy="3629025"/>
                     </a:xfrm>
                     <a:prstGeom prst="rect"/>
                   </pic:spPr>
@@ -1627,7 +1713,7 @@
           <w:color w:val="2C5E86"/>
           <w:sz w:val="23"/>
         </w:rPr>
-        <w:t>▎Token Plan / 穩定示範雙模式（穩健性設計）</w:t>
+        <w:t>▎真實 Qwen + 可重現工具鏈（穩健且透明）</w:t>
       </w:r>
     </w:p>
     <w:p>
@@ -1642,7 +1728,7 @@
           <w:color w:val="2B2118"/>
           <w:sz w:val="21"/>
         </w:rPr>
-        <w:t>QwenPaw 與網站可透過 OpenAI 相容協議接入主辦方 Token Plan；未設定本機 Key 或網絡異常時，網站切換到穩定示範引擎，仍使用同一知識庫和輸出結構，確保路演不翻車。Key 只存於 QwenPaw 密鑰庫或 Git 忽略的 .env，任何截圖均不展示憑證。</w:t>
+        <w:t>正式單日自訂問題由 qwen3.7-plus function calling 驅動；每次運行在軌跡與結果徽章中標明「真實 Qwen」「可重現工具鏈」或「Qwen 逾時後工具鏈接管」，不把回退冒充模型推理。OpenAI SDK 的預設 600 秒等待已改為 45 秒單次逾時、110 秒整體時間預算及零隱式重試；供應商受限時自動使用同一知識庫與 7 項工具完整產出。另設「90 秒評審快速演示」，透明使用確定性工具鏈重現休息日改線與舊區導流。Key 只存於 Git 忽略的 .env。</w:t>
       </w:r>
     </w:p>
     <w:p>
@@ -1683,7 +1769,7 @@
           <w:b/>
           <w:sz w:val="21"/>
         </w:rPr>
-        <w:t xml:space="preserve">來源　</w:t>
+        <w:t xml:space="preserve">真實資料　</w:t>
       </w:r>
       <w:r>
         <w:rPr>
@@ -1691,7 +1777,7 @@
           <w:color w:val="2B2118"/>
           <w:sz w:val="21"/>
         </w:rPr>
-        <w:t>以程式抓取 Wikipedia / Wikimedia Commons 的真實坐標與相片（公開授權）；步行以坐標直線距離加 25% 舊城巷道係數估算，介面明確提示並預留道路導航接口；</w:t>
+        <w:t>Wikipedia / Wikimedia Commons 公開資料的坐標與相片；人手整理 70 個 POI 的開放、費用、舊區/商戶與無障礙資料。</w:t>
       </w:r>
     </w:p>
     <w:p>
@@ -1713,7 +1799,7 @@
           <w:b/>
           <w:sz w:val="21"/>
         </w:rPr>
-        <w:t xml:space="preserve">校正　</w:t>
+        <w:t xml:space="preserve">實時資料　</w:t>
       </w:r>
       <w:r>
         <w:rPr>
@@ -1721,7 +1807,7 @@
           <w:color w:val="2B2118"/>
           <w:sz w:val="21"/>
         </w:rPr>
-        <w:t>人手整理 70 個景點的開放時間、休息日、費用、人流特徵、舊區 / 本地小店標記；</w:t>
+        <w:t>Open-Meteo 實時預報（30 分鐘快取、2.5 秒逾時）；不可用或超出預報期時回退季節模型，結果以 source 欄位明示。</w:t>
       </w:r>
     </w:p>
     <w:p>
@@ -1743,7 +1829,7 @@
           <w:b/>
           <w:sz w:val="21"/>
         </w:rPr>
-        <w:t xml:space="preserve">估算　</w:t>
+        <w:t xml:space="preserve">估算資料　</w:t>
       </w:r>
       <w:r>
         <w:rPr>
@@ -1751,7 +1837,96 @@
           <w:color w:val="2B2118"/>
           <w:sz w:val="21"/>
         </w:rPr>
-        <w:t>天氣與人流以季節 / 時段模型估算並於介面明確標示，預留接入真實 API 的接口。</w:t>
+        <w:t>步行以坐標距離加舊城巷道係數估算；人流為時段模型，不宣稱為官方即時資料，介面提醒以現場為準。</w:t>
+      </w:r>
+    </w:p>
+    <w:p>
+      <w:pPr>
+        <w:spacing w:after="60"/>
+        <w:ind w:left="374"/>
+      </w:pPr>
+      <w:r>
+        <w:rPr>
+          <w:rFonts w:ascii="Microsoft JhengHei" w:hAnsi="Microsoft JhengHei" w:eastAsia="Microsoft JhengHei"/>
+          <w:b/>
+          <w:color w:val="9C6E1E"/>
+        </w:rPr>
+        <w:t xml:space="preserve">· </w:t>
+      </w:r>
+      <w:r>
+        <w:rPr>
+          <w:rFonts w:ascii="Microsoft JhengHei" w:hAnsi="Microsoft JhengHei" w:eastAsia="Microsoft JhengHei"/>
+          <w:b/>
+          <w:sz w:val="21"/>
+        </w:rPr>
+        <w:t xml:space="preserve">示範資料　</w:t>
+      </w:r>
+      <w:r>
+        <w:rPr>
+          <w:rFonts w:ascii="Microsoft JhengHei" w:hAnsi="Microsoft JhengHei" w:eastAsia="Microsoft JhengHei"/>
+          <w:color w:val="2B2118"/>
+          <w:sz w:val="21"/>
+        </w:rPr>
+        <w:t>複賽可用性、轉化累計、區域熱度與校正樣本為賽規允許的確定性示範數據；頁面、API 與文檔均標註，種子、公式與來源檔可由 /api/impact/evidence 下載。</w:t>
+      </w:r>
+    </w:p>
+    <w:p>
+      <w:pPr>
+        <w:keepNext/>
+        <w:keepLines/>
+        <w:spacing w:before="80" w:after="40"/>
+        <w:jc w:val="center"/>
+      </w:pPr>
+      <w:r>
+        <w:drawing>
+          <wp:inline xmlns:a="http://schemas.openxmlformats.org/drawingml/2006/main" xmlns:pic="http://schemas.openxmlformats.org/drawingml/2006/picture">
+            <wp:extent cx="5806440" cy="3629025"/>
+            <wp:docPr id="4" name="Picture 4"/>
+            <wp:cNvGraphicFramePr>
+              <a:graphicFrameLocks noChangeAspect="1"/>
+            </wp:cNvGraphicFramePr>
+            <a:graphic>
+              <a:graphicData uri="http://schemas.openxmlformats.org/drawingml/2006/picture">
+                <pic:pic>
+                  <pic:nvPicPr>
+                    <pic:cNvPr id="0" name="01_dashboard_kpi.png"/>
+                    <pic:cNvPicPr/>
+                  </pic:nvPicPr>
+                  <pic:blipFill>
+                    <a:blip r:embed="rId12"/>
+                    <a:stretch>
+                      <a:fillRect/>
+                    </a:stretch>
+                  </pic:blipFill>
+                  <pic:spPr>
+                    <a:xfrm>
+                      <a:off x="0" y="0"/>
+                      <a:ext cx="5806440" cy="3629025"/>
+                    </a:xfrm>
+                    <a:prstGeom prst="rect"/>
+                  </pic:spPr>
+                </pic:pic>
+              </a:graphicData>
+            </a:graphic>
+          </wp:inline>
+        </w:drawing>
+      </w:r>
+    </w:p>
+    <w:p>
+      <w:pPr>
+        <w:keepLines/>
+        <w:spacing w:before="0" w:after="160"/>
+        <w:jc w:val="center"/>
+      </w:pPr>
+      <w:r>
+        <w:rPr>
+          <w:rFonts w:ascii="Microsoft JhengHei" w:hAnsi="Microsoft JhengHei" w:eastAsia="Microsoft JhengHei"/>
+          <w:b w:val="0"/>
+          <w:i/>
+          <w:color w:val="6B6055"/>
+          <w:sz w:val="17"/>
+        </w:rPr>
+        <w:t>圖：複賽成效儀表板：指標呈現與「示範數據」標註同屏，避免誤導</w:t>
       </w:r>
     </w:p>
     <w:p>
@@ -2060,7 +2235,7 @@
           <w:color w:val="2B2118"/>
           <w:sz w:val="21"/>
         </w:rPr>
-        <w:t>在多種情境（不同興趣 / 人數 / 預算 / 日期 / 語言）測試下，智能體均能於數秒內輸出開放時間正確、路線順路（半島行程全程多在 1–3 公里）、預算可控的深度遊行程，每次平均納入 3 個以上舊區老街 / 本地小店，並穩定觸發人潮導流；遇休息日能自動改線。每份行程附「任務完成核對」面板，逐項標示是否達成（預算、步行、開放、避開人潮、帶旺舊區）。</w:t>
+        <w:t>在不同興趣、人數、預算、日期與語言的回歸場景中，智能體能輸出開放時間已核驗、同區順路、預算可控的深度遊行程；遇休息日會換點，人潮擁擠會導向鄰近老街。真實 Qwen 延遲取決於供應商，因此不再宣稱「數秒」；現場快速模式以同一工具鏈在 90 秒內完成。每份行程附任務核對、引流歸因、無障礙徽章與到店碼入口。</w:t>
       </w:r>
     </w:p>
     <w:p>
@@ -2074,7 +2249,7 @@
         <w:drawing>
           <wp:inline xmlns:a="http://schemas.openxmlformats.org/drawingml/2006/main" xmlns:pic="http://schemas.openxmlformats.org/drawingml/2006/picture">
             <wp:extent cx="5806440" cy="3277413"/>
-            <wp:docPr id="4" name="Picture 4"/>
+            <wp:docPr id="5" name="Picture 5"/>
             <wp:cNvGraphicFramePr>
               <a:graphicFrameLocks noChangeAspect="1"/>
             </wp:cNvGraphicFramePr>
@@ -2086,7 +2261,7 @@
                     <pic:cNvPicPr/>
                   </pic:nvPicPr>
                   <pic:blipFill>
-                    <a:blip r:embed="rId12"/>
+                    <a:blip r:embed="rId13"/>
                     <a:stretch>
                       <a:fillRect/>
                     </a:stretch>
@@ -2126,6 +2301,65 @@
       <w:pPr>
         <w:keepNext/>
         <w:keepLines/>
+        <w:spacing w:before="80" w:after="40"/>
+        <w:jc w:val="center"/>
+      </w:pPr>
+      <w:r>
+        <w:drawing>
+          <wp:inline xmlns:a="http://schemas.openxmlformats.org/drawingml/2006/main" xmlns:pic="http://schemas.openxmlformats.org/drawingml/2006/picture">
+            <wp:extent cx="5806440" cy="3629025"/>
+            <wp:docPr id="6" name="Picture 6"/>
+            <wp:cNvGraphicFramePr>
+              <a:graphicFrameLocks noChangeAspect="1"/>
+            </wp:cNvGraphicFramePr>
+            <a:graphic>
+              <a:graphicData uri="http://schemas.openxmlformats.org/drawingml/2006/picture">
+                <pic:pic>
+                  <pic:nvPicPr>
+                    <pic:cNvPr id="0" name="05_itinerary_access_code.png"/>
+                    <pic:cNvPicPr/>
+                  </pic:nvPicPr>
+                  <pic:blipFill>
+                    <a:blip r:embed="rId14"/>
+                    <a:stretch>
+                      <a:fillRect/>
+                    </a:stretch>
+                  </pic:blipFill>
+                  <pic:spPr>
+                    <a:xfrm>
+                      <a:off x="0" y="0"/>
+                      <a:ext cx="5806440" cy="3629025"/>
+                    </a:xfrm>
+                    <a:prstGeom prst="rect"/>
+                  </pic:spPr>
+                </pic:pic>
+              </a:graphicData>
+            </a:graphic>
+          </wp:inline>
+        </w:drawing>
+      </w:r>
+    </w:p>
+    <w:p>
+      <w:pPr>
+        <w:keepLines/>
+        <w:spacing w:before="0" w:after="160"/>
+        <w:jc w:val="center"/>
+      </w:pPr>
+      <w:r>
+        <w:rPr>
+          <w:rFonts w:ascii="Microsoft JhengHei" w:hAnsi="Microsoft JhengHei" w:eastAsia="Microsoft JhengHei"/>
+          <w:b w:val="0"/>
+          <w:i/>
+          <w:color w:val="6B6055"/>
+          <w:sz w:val="17"/>
+        </w:rPr>
+        <w:t>圖：公網實拍：工具軌跡、無障礙標註與一次性到店碼形成可操作閉環</w:t>
+      </w:r>
+    </w:p>
+    <w:p>
+      <w:pPr>
+        <w:keepNext/>
+        <w:keepLines/>
         <w:spacing w:before="280" w:after="120"/>
         <w:pBdr>
           <w:bottom w:val="single" w:sz="6" w:space="2" w:color="E0CBA8"/>
@@ -2138,7 +2372,205 @@
           <w:color w:val="BE4A3A"/>
           <w:sz w:val="30"/>
         </w:rPr>
-        <w:t>八、　商業模式與可持續性</w:t>
+        <w:t>八、　複賽閉環與工程驗證</w:t>
+      </w:r>
+    </w:p>
+    <w:p>
+      <w:pPr>
+        <w:spacing w:after="60"/>
+        <w:ind w:left="374"/>
+      </w:pPr>
+      <w:r>
+        <w:rPr>
+          <w:rFonts w:ascii="Microsoft JhengHei" w:hAnsi="Microsoft JhengHei" w:eastAsia="Microsoft JhengHei"/>
+          <w:b/>
+          <w:color w:val="9C6E1E"/>
+        </w:rPr>
+        <w:t xml:space="preserve">· </w:t>
+      </w:r>
+      <w:r>
+        <w:rPr>
+          <w:rFonts w:ascii="Microsoft JhengHei" w:hAnsi="Microsoft JhengHei" w:eastAsia="Microsoft JhengHei"/>
+          <w:b/>
+          <w:sz w:val="21"/>
+        </w:rPr>
+        <w:t xml:space="preserve">到店碼　</w:t>
+      </w:r>
+      <w:r>
+        <w:rPr>
+          <w:rFonts w:ascii="Microsoft JhengHei" w:hAnsi="Microsoft JhengHei" w:eastAsia="Microsoft JhengHei"/>
+          <w:color w:val="2B2118"/>
+          <w:sz w:val="21"/>
+        </w:rPr>
+        <w:t>行程頁領碼 → 商戶側核銷 → 第二次核銷被拒；流程真實、有狀態且不收集個人資料。</w:t>
+      </w:r>
+    </w:p>
+    <w:p>
+      <w:pPr>
+        <w:spacing w:after="60"/>
+        <w:ind w:left="374"/>
+      </w:pPr>
+      <w:r>
+        <w:rPr>
+          <w:rFonts w:ascii="Microsoft JhengHei" w:hAnsi="Microsoft JhengHei" w:eastAsia="Microsoft JhengHei"/>
+          <w:b/>
+          <w:color w:val="9C6E1E"/>
+        </w:rPr>
+        <w:t xml:space="preserve">· </w:t>
+      </w:r>
+      <w:r>
+        <w:rPr>
+          <w:rFonts w:ascii="Microsoft JhengHei" w:hAnsi="Microsoft JhengHei" w:eastAsia="Microsoft JhengHei"/>
+          <w:b/>
+          <w:sz w:val="21"/>
+        </w:rPr>
+        <w:t xml:space="preserve">B 端 API　</w:t>
+      </w:r>
+      <w:r>
+        <w:rPr>
+          <w:rFonts w:ascii="Microsoft JhengHei" w:hAnsi="Microsoft JhengHei" w:eastAsia="Microsoft JhengHei"/>
+          <w:color w:val="2B2118"/>
+          <w:sz w:val="21"/>
+        </w:rPr>
+        <w:t>POST /api/v1/itinerary 以 X-API-Key 鑑權，返回時間軸、預算、無障礙與舊區歸因，供酒店/旅行社嵌入。</w:t>
+      </w:r>
+    </w:p>
+    <w:p>
+      <w:pPr>
+        <w:spacing w:after="60"/>
+        <w:ind w:left="374"/>
+      </w:pPr>
+      <w:r>
+        <w:rPr>
+          <w:rFonts w:ascii="Microsoft JhengHei" w:hAnsi="Microsoft JhengHei" w:eastAsia="Microsoft JhengHei"/>
+          <w:b/>
+          <w:color w:val="9C6E1E"/>
+        </w:rPr>
+        <w:t xml:space="preserve">· </w:t>
+      </w:r>
+      <w:r>
+        <w:rPr>
+          <w:rFonts w:ascii="Microsoft JhengHei" w:hAnsi="Microsoft JhengHei" w:eastAsia="Microsoft JhengHei"/>
+          <w:b/>
+          <w:sz w:val="21"/>
+        </w:rPr>
+        <w:t xml:space="preserve">可審計　</w:t>
+      </w:r>
+      <w:r>
+        <w:rPr>
+          <w:rFonts w:ascii="Microsoft JhengHei" w:hAnsi="Microsoft JhengHei" w:eastAsia="Microsoft JhengHei"/>
+          <w:color w:val="2B2118"/>
+          <w:sz w:val="21"/>
+        </w:rPr>
+        <w:t>成效頁把實時系統狀態與示範 KPI 分欄；/api/impact/evidence 匯出公式、數據類別、種子、來源與核驗端點。</w:t>
+      </w:r>
+    </w:p>
+    <w:p>
+      <w:pPr>
+        <w:spacing w:after="60"/>
+        <w:ind w:left="374"/>
+      </w:pPr>
+      <w:r>
+        <w:rPr>
+          <w:rFonts w:ascii="Microsoft JhengHei" w:hAnsi="Microsoft JhengHei" w:eastAsia="Microsoft JhengHei"/>
+          <w:b/>
+          <w:color w:val="9C6E1E"/>
+        </w:rPr>
+        <w:t xml:space="preserve">· </w:t>
+      </w:r>
+      <w:r>
+        <w:rPr>
+          <w:rFonts w:ascii="Microsoft JhengHei" w:hAnsi="Microsoft JhengHei" w:eastAsia="Microsoft JhengHei"/>
+          <w:b/>
+          <w:sz w:val="21"/>
+        </w:rPr>
+        <w:t xml:space="preserve">測試　</w:t>
+      </w:r>
+      <w:r>
+        <w:rPr>
+          <w:rFonts w:ascii="Microsoft JhengHei" w:hAnsi="Microsoft JhengHei" w:eastAsia="Microsoft JhengHei"/>
+          <w:color w:val="2B2118"/>
+          <w:sz w:val="21"/>
+        </w:rPr>
+        <w:t>後端 641 項、瀏覽器 119 項、API/安全 101 項及 8 個 MCP 協議測試全部通過；另以倉庫交付測試核對文檔與必需檔案。</w:t>
+      </w:r>
+    </w:p>
+    <w:p>
+      <w:pPr>
+        <w:keepNext/>
+        <w:keepLines/>
+        <w:spacing w:before="80" w:after="40"/>
+        <w:jc w:val="center"/>
+      </w:pPr>
+      <w:r>
+        <w:drawing>
+          <wp:inline xmlns:a="http://schemas.openxmlformats.org/drawingml/2006/main" xmlns:pic="http://schemas.openxmlformats.org/drawingml/2006/picture">
+            <wp:extent cx="5806440" cy="3629025"/>
+            <wp:docPr id="7" name="Picture 7"/>
+            <wp:cNvGraphicFramePr>
+              <a:graphicFrameLocks noChangeAspect="1"/>
+            </wp:cNvGraphicFramePr>
+            <a:graphic>
+              <a:graphicData uri="http://schemas.openxmlformats.org/drawingml/2006/picture">
+                <pic:pic>
+                  <pic:nvPicPr>
+                    <pic:cNvPr id="0" name="04_dashboard_redeem.png"/>
+                    <pic:cNvPicPr/>
+                  </pic:nvPicPr>
+                  <pic:blipFill>
+                    <a:blip r:embed="rId15"/>
+                    <a:stretch>
+                      <a:fillRect/>
+                    </a:stretch>
+                  </pic:blipFill>
+                  <pic:spPr>
+                    <a:xfrm>
+                      <a:off x="0" y="0"/>
+                      <a:ext cx="5806440" cy="3629025"/>
+                    </a:xfrm>
+                    <a:prstGeom prst="rect"/>
+                  </pic:spPr>
+                </pic:pic>
+              </a:graphicData>
+            </a:graphic>
+          </wp:inline>
+        </w:drawing>
+      </w:r>
+    </w:p>
+    <w:p>
+      <w:pPr>
+        <w:keepLines/>
+        <w:spacing w:before="0" w:after="160"/>
+        <w:jc w:val="center"/>
+      </w:pPr>
+      <w:r>
+        <w:rPr>
+          <w:rFonts w:ascii="Microsoft JhengHei" w:hAnsi="Microsoft JhengHei" w:eastAsia="Microsoft JhengHei"/>
+          <w:b w:val="0"/>
+          <w:i/>
+          <w:color w:val="6B6055"/>
+          <w:sz w:val="17"/>
+        </w:rPr>
+        <w:t>圖：一次性到店碼：真實發碼與核銷；重複使用立即被拒</w:t>
+      </w:r>
+    </w:p>
+    <w:p>
+      <w:pPr>
+        <w:keepNext/>
+        <w:keepLines/>
+        <w:spacing w:before="280" w:after="120"/>
+        <w:pBdr>
+          <w:bottom w:val="single" w:sz="6" w:space="2" w:color="E0CBA8"/>
+        </w:pBdr>
+      </w:pPr>
+      <w:r>
+        <w:rPr>
+          <w:rFonts w:ascii="Microsoft JhengHei" w:hAnsi="Microsoft JhengHei" w:eastAsia="Microsoft JhengHei"/>
+          <w:b/>
+          <w:color w:val="BE4A3A"/>
+          <w:sz w:val="30"/>
+        </w:rPr>
+        <w:t>九、　商業模式與可持續性</w:t>
       </w:r>
     </w:p>
     <w:p>
@@ -2277,7 +2709,7 @@
           <w:color w:val="BE4A3A"/>
           <w:sz w:val="30"/>
         </w:rPr>
-        <w:t>九、　AI 倫理</w:t>
+        <w:t>十、　AI 倫理</w:t>
       </w:r>
     </w:p>
     <w:p>
@@ -2416,22 +2848,127 @@
           <w:color w:val="BE4A3A"/>
           <w:sz w:val="30"/>
         </w:rPr>
-        <w:t>十、　未來工作</w:t>
+        <w:t>十一、　限制與下一步</w:t>
       </w:r>
     </w:p>
     <w:p>
       <w:pPr>
-        <w:spacing w:before="0" w:after="100"/>
+        <w:spacing w:after="60"/>
+        <w:ind w:left="374"/>
       </w:pPr>
       <w:r>
         <w:rPr>
           <w:rFonts w:ascii="Microsoft JhengHei" w:hAnsi="Microsoft JhengHei" w:eastAsia="Microsoft JhengHei"/>
-          <w:b w:val="0"/>
-          <w:i w:val="0"/>
+          <w:b/>
+          <w:color w:val="9C6E1E"/>
+        </w:rPr>
+        <w:t xml:space="preserve">· </w:t>
+      </w:r>
+      <w:r>
+        <w:rPr>
+          <w:rFonts w:ascii="Microsoft JhengHei" w:hAnsi="Microsoft JhengHei" w:eastAsia="Microsoft JhengHei"/>
+          <w:b/>
+          <w:sz w:val="21"/>
+        </w:rPr>
+        <w:t xml:space="preserve">實證限制　</w:t>
+      </w:r>
+      <w:r>
+        <w:rPr>
+          <w:rFonts w:ascii="Microsoft JhengHei" w:hAnsi="Microsoft JhengHei" w:eastAsia="Microsoft JhengHei"/>
           <w:color w:val="2B2118"/>
           <w:sz w:val="21"/>
         </w:rPr>
-        <w:t>現已擴充至 70 個景點並支援 2–5 日多日行程；下一步可接入真實天氣 / 人流 API 與地圖步行導航；上線商戶端（精選商戶、引流統計、優惠券核銷）；引入 QwenPaw 的定時任務與記憶能力，做到「主動推送舊區活動 / 限定美食」與「越用越懂你」的個人化。</w:t>
+        <w:t>商戶、可用性與人流觀測目前按賽規使用示範數據；下一步需取得商戶書面同意並做真實小樣本 A/B 試點。</w:t>
+      </w:r>
+    </w:p>
+    <w:p>
+      <w:pPr>
+        <w:spacing w:after="60"/>
+        <w:ind w:left="374"/>
+      </w:pPr>
+      <w:r>
+        <w:rPr>
+          <w:rFonts w:ascii="Microsoft JhengHei" w:hAnsi="Microsoft JhengHei" w:eastAsia="Microsoft JhengHei"/>
+          <w:b/>
+          <w:color w:val="9C6E1E"/>
+        </w:rPr>
+        <w:t xml:space="preserve">· </w:t>
+      </w:r>
+      <w:r>
+        <w:rPr>
+          <w:rFonts w:ascii="Microsoft JhengHei" w:hAnsi="Microsoft JhengHei" w:eastAsia="Microsoft JhengHei"/>
+          <w:b/>
+          <w:sz w:val="21"/>
+        </w:rPr>
+        <w:t xml:space="preserve">路線限制　</w:t>
+      </w:r>
+      <w:r>
+        <w:rPr>
+          <w:rFonts w:ascii="Microsoft JhengHei" w:hAnsi="Microsoft JhengHei" w:eastAsia="Microsoft JhengHei"/>
+          <w:color w:val="2B2118"/>
+          <w:sz w:val="21"/>
+        </w:rPr>
+        <w:t>步行路線目前為坐標估算而非逐路口導航；下一步接入官方道路網/無障礙路徑 API。</w:t>
+      </w:r>
+    </w:p>
+    <w:p>
+      <w:pPr>
+        <w:spacing w:after="60"/>
+        <w:ind w:left="374"/>
+      </w:pPr>
+      <w:r>
+        <w:rPr>
+          <w:rFonts w:ascii="Microsoft JhengHei" w:hAnsi="Microsoft JhengHei" w:eastAsia="Microsoft JhengHei"/>
+          <w:b/>
+          <w:color w:val="9C6E1E"/>
+        </w:rPr>
+        <w:t xml:space="preserve">· </w:t>
+      </w:r>
+      <w:r>
+        <w:rPr>
+          <w:rFonts w:ascii="Microsoft JhengHei" w:hAnsi="Microsoft JhengHei" w:eastAsia="Microsoft JhengHei"/>
+          <w:b/>
+          <w:sz w:val="21"/>
+        </w:rPr>
+        <w:t xml:space="preserve">商用限制　</w:t>
+      </w:r>
+      <w:r>
+        <w:rPr>
+          <w:rFonts w:ascii="Microsoft JhengHei" w:hAnsi="Microsoft JhengHei" w:eastAsia="Microsoft JhengHei"/>
+          <w:color w:val="2B2118"/>
+          <w:sz w:val="21"/>
+        </w:rPr>
+        <w:t>到店碼是可操作原型，正式商用需商戶帳號、權限分層、限流、結算與審計日誌。</w:t>
+      </w:r>
+    </w:p>
+    <w:p>
+      <w:pPr>
+        <w:spacing w:after="60"/>
+        <w:ind w:left="374"/>
+      </w:pPr>
+      <w:r>
+        <w:rPr>
+          <w:rFonts w:ascii="Microsoft JhengHei" w:hAnsi="Microsoft JhengHei" w:eastAsia="Microsoft JhengHei"/>
+          <w:b/>
+          <w:color w:val="9C6E1E"/>
+        </w:rPr>
+        <w:t xml:space="preserve">· </w:t>
+      </w:r>
+      <w:r>
+        <w:rPr>
+          <w:rFonts w:ascii="Microsoft JhengHei" w:hAnsi="Microsoft JhengHei" w:eastAsia="Microsoft JhengHei"/>
+          <w:b/>
+          <w:sz w:val="21"/>
+        </w:rPr>
+        <w:t xml:space="preserve">產品下一步　</w:t>
+      </w:r>
+      <w:r>
+        <w:rPr>
+          <w:rFonts w:ascii="Microsoft JhengHei" w:hAnsi="Microsoft JhengHei" w:eastAsia="Microsoft JhengHei"/>
+          <w:color w:val="2B2118"/>
+          <w:sz w:val="21"/>
+        </w:rPr>
+        <w:t>引入 QwenPaw 定時任務與經同意的偏好記憶，主動推送舊區活動；所有個人化採最小化與可撤回原則。</w:t>
       </w:r>
     </w:p>
     <w:p>

--- a/docs/實踐文章_街知巷聞_EveryLaneMacau.docx
+++ b/docs/實踐文章_街知巷聞_EveryLaneMacau.docx
@@ -63,7 +63,7 @@
           <w:color w:val="6B6055"/>
           <w:sz w:val="19"/>
         </w:rPr>
-        <w:t>隊伍：愛拼才會贏　·　參賽者：施天益（SITINIEK，學號 dc227126）　·　2026-08-24</w:t>
+        <w:t>隊伍：愛拼才會贏　·　參賽者：施天益（SITINIEK，學號 dc227126）　·　2026-09-01</w:t>
       </w:r>
     </w:p>
     <w:p>
@@ -94,7 +94,7 @@
           <w:color w:val="2B2118"/>
           <w:sz w:val="21"/>
         </w:rPr>
-        <w:t>本作品以 QwenPaw 2.0.0、qwen3.7-plus、專用 Skill 與 stdio MCP 實作可直接使用的「街知巷聞」澳門深度遊智能體。它以 ReAct 迴圈規劃、調用 7 種工具、多步執行並失敗恢復；核心創新是把遊客由熱門點導向舊區與本地商戶。複賽進一步把推薦做成可歸因閉環：加入實時天氣、70/70 POI 無障礙資料、一次性到店碼、酒店/旅行社 API、成效儀表板及可審計數據口徑。公網、工具軌跡、核銷流程與測試均可由評審親手驗證。</w:t>
+        <w:t>本作品以 QwenPaw 2.0.0、qwen3.7-plus、專用 Skill 與 stdio MCP 實作可直接使用的「街知巷聞」澳門深度遊智能體。它以 ReAct 迴圈規劃、調用 7 種工具、多步執行並失敗恢復；核心創新是把遊客由熱門點導向舊區與本地商戶。複賽進一步把推薦做成可歸因閉環：加入實時天氣、70/70 POI 無障礙資料、一次性到店碼、酒店/旅行社 API、成效儀表板、70 站五語講古男聲及可審計數據口徑。公網、工具軌跡、核銷流程與測試均可由評審親手驗證。</w:t>
       </w:r>
     </w:p>
     <w:p>
@@ -1880,7 +1880,7 @@
       <w:r>
         <w:drawing>
           <wp:inline xmlns:a="http://schemas.openxmlformats.org/drawingml/2006/main" xmlns:pic="http://schemas.openxmlformats.org/drawingml/2006/picture">
-            <wp:extent cx="5806440" cy="3629025"/>
+            <wp:extent cx="5806440" cy="2212454"/>
             <wp:docPr id="4" name="Picture 4"/>
             <wp:cNvGraphicFramePr>
               <a:graphicFrameLocks noChangeAspect="1"/>
@@ -1901,7 +1901,7 @@
                   <pic:spPr>
                     <a:xfrm>
                       <a:off x="0" y="0"/>
-                      <a:ext cx="5806440" cy="3629025"/>
+                      <a:ext cx="5806440" cy="2212454"/>
                     </a:xfrm>
                     <a:prstGeom prst="rect"/>
                   </pic:spPr>
@@ -2307,7 +2307,7 @@
       <w:r>
         <w:drawing>
           <wp:inline xmlns:a="http://schemas.openxmlformats.org/drawingml/2006/main" xmlns:pic="http://schemas.openxmlformats.org/drawingml/2006/picture">
-            <wp:extent cx="5806440" cy="3629025"/>
+            <wp:extent cx="5806440" cy="4255405"/>
             <wp:docPr id="6" name="Picture 6"/>
             <wp:cNvGraphicFramePr>
               <a:graphicFrameLocks noChangeAspect="1"/>
@@ -2328,7 +2328,7 @@
                   <pic:spPr>
                     <a:xfrm>
                       <a:off x="0" y="0"/>
-                      <a:ext cx="5806440" cy="3629025"/>
+                      <a:ext cx="5806440" cy="4255405"/>
                     </a:xfrm>
                     <a:prstGeom prst="rect"/>
                   </pic:spPr>
@@ -2484,6 +2484,36 @@
           <w:b/>
           <w:sz w:val="21"/>
         </w:rPr>
+        <w:t xml:space="preserve">五語講古　</w:t>
+      </w:r>
+      <w:r>
+        <w:rPr>
+          <w:rFonts w:ascii="Microsoft JhengHei" w:hAnsi="Microsoft JhengHei" w:eastAsia="Microsoft JhengHei"/>
+          <w:color w:val="2B2118"/>
+          <w:sz w:val="21"/>
+        </w:rPr>
+        <w:t>70 個景點均有粵語、普通話、英語、葡語、日語講古；簡體中文固定普通話男聲，不回退粵語。</w:t>
+      </w:r>
+    </w:p>
+    <w:p>
+      <w:pPr>
+        <w:spacing w:after="60"/>
+        <w:ind w:left="374"/>
+      </w:pPr>
+      <w:r>
+        <w:rPr>
+          <w:rFonts w:ascii="Microsoft JhengHei" w:hAnsi="Microsoft JhengHei" w:eastAsia="Microsoft JhengHei"/>
+          <w:b/>
+          <w:color w:val="9C6E1E"/>
+        </w:rPr>
+        <w:t xml:space="preserve">· </w:t>
+      </w:r>
+      <w:r>
+        <w:rPr>
+          <w:rFonts w:ascii="Microsoft JhengHei" w:hAnsi="Microsoft JhengHei" w:eastAsia="Microsoft JhengHei"/>
+          <w:b/>
+          <w:sz w:val="21"/>
+        </w:rPr>
         <w:t xml:space="preserve">測試　</w:t>
       </w:r>
       <w:r>
@@ -2492,7 +2522,7 @@
           <w:color w:val="2B2118"/>
           <w:sz w:val="21"/>
         </w:rPr>
-        <w:t>後端 641 項、瀏覽器 119 項、API/安全 101 項及 8 個 MCP 協議測試全部通過；另以倉庫交付測試核對文檔與必需檔案。</w:t>
+        <w:t>後端 647 項、瀏覽器 127 項、API/安全 116 項、倉庫交付 109 項及 8 個 MCP 協議測試全部通過。</w:t>
       </w:r>
     </w:p>
     <w:p>
@@ -2505,7 +2535,7 @@
       <w:r>
         <w:drawing>
           <wp:inline xmlns:a="http://schemas.openxmlformats.org/drawingml/2006/main" xmlns:pic="http://schemas.openxmlformats.org/drawingml/2006/picture">
-            <wp:extent cx="5806440" cy="3629025"/>
+            <wp:extent cx="5806440" cy="1441599"/>
             <wp:docPr id="7" name="Picture 7"/>
             <wp:cNvGraphicFramePr>
               <a:graphicFrameLocks noChangeAspect="1"/>
@@ -2526,7 +2556,7 @@
                   <pic:spPr>
                     <a:xfrm>
                       <a:off x="0" y="0"/>
-                      <a:ext cx="5806440" cy="3629025"/>
+                      <a:ext cx="5806440" cy="1441599"/>
                     </a:xfrm>
                     <a:prstGeom prst="rect"/>
                   </pic:spPr>

--- a/docs/實踐文章_街知巷聞_EveryLaneMacau.docx
+++ b/docs/實踐文章_街知巷聞_EveryLaneMacau.docx
@@ -2522,7 +2522,7 @@
           <w:color w:val="2B2118"/>
           <w:sz w:val="21"/>
         </w:rPr>
-        <w:t>後端 647 項、瀏覽器 127 項、API/安全 116 項、倉庫交付 109 項及 8 個 MCP 協議測試全部通過。</w:t>
+        <w:t>後端 647 項、瀏覽器 127 項、API/安全 116 項、倉庫交付 482 項及 8 個 MCP 協議測試全部通過。</w:t>
       </w:r>
     </w:p>
     <w:p>
